--- a/LLM Output Insights.docx
+++ b/LLM Output Insights.docx
@@ -54,7 +54,7 @@
           <w:b/>
           <w:bCs/>
         </w:rPr>
-        <w:t xml:space="preserve">- What variables are strongly correlated with GDP in 2010? 2015? </w:t>
+        <w:t xml:space="preserve">- What variables are strongly correlated with GDP? </w:t>
       </w:r>
     </w:p>
     <w:p>
@@ -134,37 +134,53 @@
           <w:b/>
           <w:bCs/>
         </w:rPr>
-        <w:t>- Does the GDP differ among regions A, B, and C by a statistically significant amount over all years?</w:t>
-      </w:r>
-    </w:p>
-    <w:p>
-      <w:pPr>
-        <w:rPr>
-          <w:b/>
-          <w:bCs/>
-        </w:rPr>
-      </w:pPr>
-      <w:r>
-        <w:rPr>
-          <w:b/>
-          <w:bCs/>
-        </w:rPr>
-        <w:t>- Is the number of women in parliament (can be any variable) statistically significant in determining whether a country will have a high GDP in 2015?</w:t>
-      </w:r>
-    </w:p>
-    <w:p>
-      <w:pPr>
-        <w:rPr>
-          <w:b/>
-          <w:bCs/>
-        </w:rPr>
-      </w:pPr>
-      <w:r>
-        <w:rPr>
-          <w:b/>
-          <w:bCs/>
-        </w:rPr>
-        <w:t>- What variables are most significant in determining a country’s GDP in 2015?</w:t>
+        <w:t xml:space="preserve">- Does the GDP differ among regions A, B, and C by a statistically significant amount </w:t>
+      </w:r>
+      <w:proofErr w:type="spellStart"/>
+      <w:r>
+        <w:rPr>
+          <w:b/>
+          <w:bCs/>
+        </w:rPr>
+        <w:t>over all</w:t>
+      </w:r>
+      <w:proofErr w:type="spellEnd"/>
+      <w:r>
+        <w:rPr>
+          <w:b/>
+          <w:bCs/>
+        </w:rPr>
+        <w:t xml:space="preserve"> years?</w:t>
+      </w:r>
+    </w:p>
+    <w:p>
+      <w:pPr>
+        <w:rPr>
+          <w:b/>
+          <w:bCs/>
+        </w:rPr>
+      </w:pPr>
+      <w:r>
+        <w:rPr>
+          <w:b/>
+          <w:bCs/>
+        </w:rPr>
+        <w:t>- Is the number of women in parliament (can be any variable) statistically significant in determining whether a country will have a high GDP?</w:t>
+      </w:r>
+    </w:p>
+    <w:p>
+      <w:pPr>
+        <w:rPr>
+          <w:b/>
+          <w:bCs/>
+        </w:rPr>
+      </w:pPr>
+      <w:r>
+        <w:rPr>
+          <w:b/>
+          <w:bCs/>
+        </w:rPr>
+        <w:t>- What variables are most significant in determining a country’s GDP?</w:t>
       </w:r>
     </w:p>
     <w:p>
@@ -212,19 +228,35 @@
         </w:numPr>
       </w:pPr>
       <w:r>
-        <w:t>Uses Shapiro-Wilk, which generalizes pretty well to larger number of data points</w:t>
-      </w:r>
-    </w:p>
-    <w:p>
-      <w:pPr>
-        <w:pStyle w:val="ListParagraph"/>
-        <w:numPr>
-          <w:ilvl w:val="0"/>
-          <w:numId w:val="1"/>
-        </w:numPr>
-      </w:pPr>
-      <w:r>
-        <w:t>Uses parametric tests rather than non-parametric tests; however, GDP does not follow a normal distribution as per our analysis. Tests seem to generalize pretty well as there are a large number of data points but it would be interesting to see cases where a non-parametric test is needed and results might differ</w:t>
+        <w:t xml:space="preserve">Uses Shapiro-Wilk, which generalizes </w:t>
+      </w:r>
+      <w:proofErr w:type="gramStart"/>
+      <w:r>
+        <w:t>pretty well</w:t>
+      </w:r>
+      <w:proofErr w:type="gramEnd"/>
+      <w:r>
+        <w:t xml:space="preserve"> to larger number of data points</w:t>
+      </w:r>
+    </w:p>
+    <w:p>
+      <w:pPr>
+        <w:pStyle w:val="ListParagraph"/>
+        <w:numPr>
+          <w:ilvl w:val="0"/>
+          <w:numId w:val="1"/>
+        </w:numPr>
+      </w:pPr>
+      <w:r>
+        <w:t xml:space="preserve">Uses parametric tests rather than non-parametric tests; however, GDP does not follow a normal distribution as per our analysis. Tests seem to generalize pretty well as there are a large number of data </w:t>
+      </w:r>
+      <w:proofErr w:type="gramStart"/>
+      <w:r>
+        <w:t>points</w:t>
+      </w:r>
+      <w:proofErr w:type="gramEnd"/>
+      <w:r>
+        <w:t xml:space="preserve"> but it would be interesting to see cases where a non-parametric test is needed and results might differ</w:t>
       </w:r>
     </w:p>
     <w:p>
@@ -248,7 +280,15 @@
         </w:numPr>
       </w:pPr>
       <w:r>
-        <w:t>Multivariable linear regression does not seem to produce accurate results – Julius prints out all variables but only 2 actually have statistically significant p-values and are significant predictors</w:t>
+        <w:t xml:space="preserve">Multivariable linear regression does not seem to produce accurate results – Julius prints out all variables but only 2 </w:t>
+      </w:r>
+      <w:proofErr w:type="gramStart"/>
+      <w:r>
+        <w:t>actually have</w:t>
+      </w:r>
+      <w:proofErr w:type="gramEnd"/>
+      <w:r>
+        <w:t xml:space="preserve"> statistically significant p-values and are significant predictors</w:t>
       </w:r>
     </w:p>
     <w:p>
@@ -310,7 +350,7 @@
         </w:numPr>
       </w:pPr>
       <w:r>
-        <w:t>In multiple regression, it removes some variables that it believes might be clear indicators of GDP – some of these do not need to be removed in my opinion (migrant stock) and others should be removed (real GDP) but are not</w:t>
+        <w:t>In multiple regression, it removes some variables that it believes might be clear indicators of GDP – some of these do not need to be removed in my opinion (migrant stock) and others should be removed but are not</w:t>
       </w:r>
     </w:p>
     <w:p>
@@ -334,7 +374,15 @@
         </w:numPr>
       </w:pPr>
       <w:r>
-        <w:t>Initially runs independent t-test rather than paired on data from same country, later does a  paired test</w:t>
+        <w:t xml:space="preserve">Initially runs independent t-test rather than paired on data from same country, later does </w:t>
+      </w:r>
+      <w:proofErr w:type="gramStart"/>
+      <w:r>
+        <w:t>a  paired</w:t>
+      </w:r>
+      <w:proofErr w:type="gramEnd"/>
+      <w:r>
+        <w:t xml:space="preserve"> test</w:t>
       </w:r>
     </w:p>
     <w:p>
@@ -390,7 +438,15 @@
         </w:numPr>
       </w:pPr>
       <w:r>
-        <w:t>Unable to run code to analyze my data within the platform – can only provide written summaries or code that I have to run myself</w:t>
+        <w:t xml:space="preserve">Unable to run code to analyze my data within the platform – can only provide written summaries or code that I </w:t>
+      </w:r>
+      <w:proofErr w:type="gramStart"/>
+      <w:r>
+        <w:t>have to</w:t>
+      </w:r>
+      <w:proofErr w:type="gramEnd"/>
+      <w:r>
+        <w:t xml:space="preserve"> run myself</w:t>
       </w:r>
     </w:p>
     <w:p>
@@ -553,12 +609,242 @@
       </w:r>
     </w:p>
     <w:p>
+      <w:pPr>
+        <w:pStyle w:val="ListParagraph"/>
+        <w:numPr>
+          <w:ilvl w:val="0"/>
+          <w:numId w:val="1"/>
+        </w:numPr>
+      </w:pPr>
       <w:r>
         <w:lastRenderedPageBreak/>
+        <w:t>Offers both visual and non-visual options to analyze the data distribution</w:t>
+      </w:r>
+    </w:p>
+    <w:p>
+      <w:pPr>
+        <w:pStyle w:val="ListParagraph"/>
+        <w:numPr>
+          <w:ilvl w:val="0"/>
+          <w:numId w:val="1"/>
+        </w:numPr>
+      </w:pPr>
+      <w:r>
+        <w:t>Chose Anderson-Darling as the best test for normality… not sure if that’s what I’d choose necessarily</w:t>
+      </w:r>
+    </w:p>
+    <w:p>
+      <w:pPr>
+        <w:pStyle w:val="ListParagraph"/>
+        <w:numPr>
+          <w:ilvl w:val="0"/>
+          <w:numId w:val="1"/>
+        </w:numPr>
+      </w:pPr>
+      <w:r>
+        <w:t>Correctly chooses paired t-test for analysis of GDP in Czechia between 2010 and 2015, then attempts to use an independent t-test before directly comparing the numbers</w:t>
+      </w:r>
+    </w:p>
+    <w:p>
+      <w:pPr>
+        <w:pStyle w:val="ListParagraph"/>
+        <w:numPr>
+          <w:ilvl w:val="0"/>
+          <w:numId w:val="1"/>
+        </w:numPr>
+      </w:pPr>
+      <w:r>
+        <w:t>Uses F-test instead of Levene’s test for equality of variances</w:t>
+      </w:r>
+    </w:p>
+    <w:p>
+      <w:pPr>
+        <w:pStyle w:val="ListParagraph"/>
+        <w:numPr>
+          <w:ilvl w:val="0"/>
+          <w:numId w:val="1"/>
+        </w:numPr>
+      </w:pPr>
+      <w:r>
+        <w:t>Used parametric tests rather than non-parametric tests but after asked to check the distribution it correctly started using non-parametric tests</w:t>
+      </w:r>
+    </w:p>
+    <w:p>
+      <w:pPr>
+        <w:pStyle w:val="ListParagraph"/>
+        <w:numPr>
+          <w:ilvl w:val="0"/>
+          <w:numId w:val="1"/>
+        </w:numPr>
+      </w:pPr>
+      <w:r>
+        <w:t>Suggests looking at multicollinearity in OLS after running the model and seeing a low R value</w:t>
+      </w:r>
+    </w:p>
+    <w:p>
+      <w:pPr>
+        <w:pStyle w:val="ListParagraph"/>
+        <w:numPr>
+          <w:ilvl w:val="1"/>
+          <w:numId w:val="1"/>
+        </w:numPr>
+      </w:pPr>
+      <w:r>
+        <w:t>Should look at adjusted R squared instead of R squared for a multivariable model though</w:t>
+      </w:r>
+    </w:p>
+    <w:p>
+      <w:pPr>
+        <w:pStyle w:val="ListParagraph"/>
+        <w:numPr>
+          <w:ilvl w:val="0"/>
+          <w:numId w:val="1"/>
+        </w:numPr>
+      </w:pPr>
+      <w:r>
+        <w:t xml:space="preserve">Did not scale the data before running linear regression – chooses to run </w:t>
+      </w:r>
+      <w:proofErr w:type="spellStart"/>
+      <w:r>
+        <w:t>StandardScaler</w:t>
+      </w:r>
+      <w:proofErr w:type="spellEnd"/>
+      <w:r>
+        <w:t xml:space="preserve"> rather than min-max scaling</w:t>
+      </w:r>
+    </w:p>
+    <w:p>
+      <w:r>
+        <w:t>https://chatgpt.com/share/51ed20dc-0cb8-402c-94fa-2caded63f90b</w:t>
+      </w:r>
+    </w:p>
+    <w:p>
+      <w:r>
         <w:t>ChatGPT:</w:t>
       </w:r>
     </w:p>
     <w:p>
+      <w:pPr>
+        <w:pStyle w:val="ListParagraph"/>
+        <w:numPr>
+          <w:ilvl w:val="0"/>
+          <w:numId w:val="1"/>
+        </w:numPr>
+      </w:pPr>
+      <w:r>
+        <w:t xml:space="preserve">Datasets can get confusing to look </w:t>
+      </w:r>
+      <w:proofErr w:type="gramStart"/>
+      <w:r>
+        <w:t>at</w:t>
+      </w:r>
+      <w:proofErr w:type="gramEnd"/>
+      <w:r>
+        <w:t xml:space="preserve"> but the correlation analysis seems to be correct</w:t>
+      </w:r>
+    </w:p>
+    <w:p>
+      <w:pPr>
+        <w:pStyle w:val="ListParagraph"/>
+        <w:numPr>
+          <w:ilvl w:val="0"/>
+          <w:numId w:val="1"/>
+        </w:numPr>
+      </w:pPr>
+      <w:proofErr w:type="spellStart"/>
+      <w:r>
+        <w:t>Normaltest</w:t>
+      </w:r>
+      <w:proofErr w:type="spellEnd"/>
+      <w:r>
+        <w:t xml:space="preserve"> is used when normality testing which is not best practice</w:t>
+      </w:r>
+    </w:p>
+    <w:p>
+      <w:pPr>
+        <w:pStyle w:val="ListParagraph"/>
+        <w:numPr>
+          <w:ilvl w:val="0"/>
+          <w:numId w:val="1"/>
+        </w:numPr>
+      </w:pPr>
+      <w:r>
+        <w:t>Correctly determines that we should not run a t-test on a sample with only one data point and correctly chooses a paired t-test</w:t>
+      </w:r>
+    </w:p>
+    <w:p>
+      <w:pPr>
+        <w:pStyle w:val="ListParagraph"/>
+        <w:numPr>
+          <w:ilvl w:val="0"/>
+          <w:numId w:val="1"/>
+        </w:numPr>
+      </w:pPr>
+      <w:r>
+        <w:t>But then gets stuck using paired-test for an independent t-test problem</w:t>
+      </w:r>
+    </w:p>
+    <w:p>
+      <w:pPr>
+        <w:pStyle w:val="ListParagraph"/>
+        <w:numPr>
+          <w:ilvl w:val="0"/>
+          <w:numId w:val="1"/>
+        </w:numPr>
+      </w:pPr>
+      <w:r>
+        <w:t>And forgets that the variables are non-normal</w:t>
+      </w:r>
+    </w:p>
+    <w:p>
+      <w:pPr>
+        <w:pStyle w:val="ListParagraph"/>
+        <w:numPr>
+          <w:ilvl w:val="0"/>
+          <w:numId w:val="1"/>
+        </w:numPr>
+      </w:pPr>
+      <w:r>
+        <w:t>Did not initially use Mann-Whitney as a post-hoc test after Kruskal-Wallis, resulted in a contradictory result</w:t>
+      </w:r>
+    </w:p>
+    <w:p>
+      <w:pPr>
+        <w:pStyle w:val="ListParagraph"/>
+        <w:numPr>
+          <w:ilvl w:val="0"/>
+          <w:numId w:val="1"/>
+        </w:numPr>
+      </w:pPr>
+      <w:r>
+        <w:t>Seems to get “stuck” in whatever its last idea/analysis was. For example, it did not run linear regression on a question it usually runs linear regression on after answering a question using Mann-Whitney</w:t>
+      </w:r>
+    </w:p>
+    <w:p>
+      <w:pPr>
+        <w:pStyle w:val="ListParagraph"/>
+        <w:numPr>
+          <w:ilvl w:val="0"/>
+          <w:numId w:val="1"/>
+        </w:numPr>
+      </w:pPr>
+      <w:r>
+        <w:t>After I prompted, did a good job of choosing variables for linear regression based on collinearity</w:t>
+      </w:r>
+    </w:p>
+    <w:p>
+      <w:pPr>
+        <w:pStyle w:val="ListParagraph"/>
+        <w:numPr>
+          <w:ilvl w:val="0"/>
+          <w:numId w:val="1"/>
+        </w:numPr>
+      </w:pPr>
+      <w:r>
+        <w:t>Did not scale data before running linear regression</w:t>
+      </w:r>
+    </w:p>
+    <w:p>
       <w:r>
         <w:t>Copilot:</w:t>
       </w:r>
@@ -702,31 +988,12 @@
           <w:b/>
           <w:bCs/>
         </w:rPr>
-        <w:t>Chebyshev’s Inequality, Markov’s Inequality</w:t>
-      </w:r>
-    </w:p>
-    <w:p>
-      <w:pPr>
-        <w:pStyle w:val="ListParagraph"/>
-        <w:numPr>
-          <w:ilvl w:val="0"/>
-          <w:numId w:val="1"/>
-        </w:numPr>
-        <w:rPr>
-          <w:b/>
-          <w:bCs/>
-        </w:rPr>
-      </w:pPr>
-      <w:r>
-        <w:rPr>
-          <w:b/>
-          <w:bCs/>
-        </w:rPr>
-        <w:t>Box and Whiskers plot, Violin plot, etc.</w:t>
-      </w:r>
-    </w:p>
-    <w:p>
-      <w:r>
+        <w:t>What data points are outliers?</w:t>
+      </w:r>
+    </w:p>
+    <w:p>
+      <w:r>
+        <w:lastRenderedPageBreak/>
         <w:t>Ran the following tools on the questions above. Questions could be answered by looking at both just one .csv file and many .csv files.</w:t>
       </w:r>
     </w:p>
@@ -736,45 +1003,56 @@
       </w:r>
     </w:p>
     <w:p>
+      <w:pPr>
+        <w:pStyle w:val="ListParagraph"/>
+        <w:numPr>
+          <w:ilvl w:val="0"/>
+          <w:numId w:val="1"/>
+        </w:numPr>
+      </w:pPr>
+      <w:r>
+        <w:t>Doesn’t choose to merge data from the same country in some way but otherwise does a good job with descriptive statistics</w:t>
+      </w:r>
+    </w:p>
+    <w:p/>
+    <w:p>
+      <w:r>
+        <w:t>https://chatgpt.com/share/81c2a89e-1245-4864-b142-e98a0ab478a7</w:t>
+      </w:r>
+    </w:p>
+    <w:p>
       <w:r>
         <w:t>ChatGPT:</w:t>
       </w:r>
     </w:p>
     <w:p>
+      <w:pPr>
+        <w:pStyle w:val="ListParagraph"/>
+        <w:numPr>
+          <w:ilvl w:val="0"/>
+          <w:numId w:val="1"/>
+        </w:numPr>
+      </w:pPr>
+      <w:r>
+        <w:t xml:space="preserve">Kurtosis measurement is slightly off </w:t>
+      </w:r>
+    </w:p>
+    <w:p>
+      <w:pPr>
+        <w:pStyle w:val="ListParagraph"/>
+        <w:numPr>
+          <w:ilvl w:val="0"/>
+          <w:numId w:val="1"/>
+        </w:numPr>
+      </w:pPr>
+      <w:r>
+        <w:t>Does not find the correct country with smallest GDP</w:t>
+      </w:r>
+    </w:p>
+    <w:p>
       <w:r>
         <w:t>Copilot:</w:t>
       </w:r>
-    </w:p>
-    <w:p/>
-    <w:p>
-      <w:hyperlink r:id="rId7" w:history="1">
-        <w:r>
-          <w:rPr>
-            <w:rStyle w:val="Hyperlink"/>
-          </w:rPr>
-          <w:t>https://www2.psychology.uiowa.edu/faculty/mordkoff/GradStats/part%201/</w:t>
-        </w:r>
-      </w:hyperlink>
-    </w:p>
-    <w:p>
-      <w:hyperlink r:id="rId8" w:history="1">
-        <w:r>
-          <w:rPr>
-            <w:rStyle w:val="Hyperlink"/>
-          </w:rPr>
-          <w:t>https://www.youtube.com/watch?v=her32GsNuD0</w:t>
-        </w:r>
-      </w:hyperlink>
-    </w:p>
-    <w:p>
-      <w:hyperlink r:id="rId9" w:history="1">
-        <w:r>
-          <w:rPr>
-            <w:rStyle w:val="Hyperlink"/>
-          </w:rPr>
-          <w:t>https://www.youtube.com/watch?v=zwhwST4lJZc&amp;list=PLdFtk7ur9WRbrlA66P8JjDRKK15HCgUhH&amp;index=10</w:t>
-        </w:r>
-      </w:hyperlink>
     </w:p>
     <w:p/>
     <w:p>

--- a/LLM Output Insights.docx
+++ b/LLM Output Insights.docx
@@ -849,7 +849,23 @@
         <w:t>Copilot:</w:t>
       </w:r>
     </w:p>
-    <w:p/>
+    <w:p>
+      <w:pPr>
+        <w:pStyle w:val="ListParagraph"/>
+        <w:numPr>
+          <w:ilvl w:val="0"/>
+          <w:numId w:val="1"/>
+        </w:numPr>
+      </w:pPr>
+      <w:r>
+        <w:t>Can only load one file at a time so analysis is identical to the previous time</w:t>
+      </w:r>
+    </w:p>
+    <w:p>
+      <w:pPr>
+        <w:pStyle w:val="ListParagraph"/>
+      </w:pPr>
+    </w:p>
     <w:p>
       <w:pPr>
         <w:pStyle w:val="ListParagraph"/>
@@ -1014,7 +1030,11 @@
         <w:t>Doesn’t choose to merge data from the same country in some way but otherwise does a good job with descriptive statistics</w:t>
       </w:r>
     </w:p>
-    <w:p/>
+    <w:p>
+      <w:pPr>
+        <w:pStyle w:val="ListParagraph"/>
+      </w:pPr>
+    </w:p>
     <w:p>
       <w:r>
         <w:t>https://chatgpt.com/share/81c2a89e-1245-4864-b142-e98a0ab478a7</w:t>
@@ -1038,20 +1058,52 @@
       </w:r>
     </w:p>
     <w:p>
-      <w:pPr>
-        <w:pStyle w:val="ListParagraph"/>
-        <w:numPr>
-          <w:ilvl w:val="0"/>
-          <w:numId w:val="1"/>
-        </w:numPr>
-      </w:pPr>
-      <w:r>
-        <w:t>Does not find the correct country with smallest GDP</w:t>
-      </w:r>
-    </w:p>
-    <w:p>
       <w:r>
         <w:t>Copilot:</w:t>
+      </w:r>
+    </w:p>
+    <w:p>
+      <w:pPr>
+        <w:pStyle w:val="ListParagraph"/>
+        <w:numPr>
+          <w:ilvl w:val="0"/>
+          <w:numId w:val="1"/>
+        </w:numPr>
+      </w:pPr>
+      <w:r>
+        <w:t>Finds the correct info when running descriptive statistics</w:t>
+      </w:r>
+    </w:p>
+    <w:p>
+      <w:pPr>
+        <w:pStyle w:val="ListParagraph"/>
+        <w:numPr>
+          <w:ilvl w:val="0"/>
+          <w:numId w:val="1"/>
+        </w:numPr>
+      </w:pPr>
+      <w:r>
+        <w:t xml:space="preserve">Copilot in Excel is very </w:t>
+      </w:r>
+      <w:proofErr w:type="spellStart"/>
+      <w:r>
+        <w:t>very</w:t>
+      </w:r>
+      <w:proofErr w:type="spellEnd"/>
+      <w:r>
+        <w:t xml:space="preserve"> slow</w:t>
+      </w:r>
+    </w:p>
+    <w:p>
+      <w:pPr>
+        <w:pStyle w:val="ListParagraph"/>
+        <w:numPr>
+          <w:ilvl w:val="1"/>
+          <w:numId w:val="1"/>
+        </w:numPr>
+      </w:pPr>
+      <w:r>
+        <w:t>Does not use IQR to find outliers, finds only one or two outliers</w:t>
       </w:r>
     </w:p>
     <w:p/>

--- a/LLM Output Insights.docx
+++ b/LLM Output Insights.docx
@@ -134,23 +134,7 @@
           <w:b/>
           <w:bCs/>
         </w:rPr>
-        <w:t xml:space="preserve">- Does the GDP differ among regions A, B, and C by a statistically significant amount </w:t>
-      </w:r>
-      <w:proofErr w:type="spellStart"/>
-      <w:r>
-        <w:rPr>
-          <w:b/>
-          <w:bCs/>
-        </w:rPr>
-        <w:t>over all</w:t>
-      </w:r>
-      <w:proofErr w:type="spellEnd"/>
-      <w:r>
-        <w:rPr>
-          <w:b/>
-          <w:bCs/>
-        </w:rPr>
-        <w:t xml:space="preserve"> years?</w:t>
+        <w:t>- Does the GDP differ among regions A, B, and C by a statistically significant amount over all years?</w:t>
       </w:r>
     </w:p>
     <w:p>
@@ -228,35 +212,19 @@
         </w:numPr>
       </w:pPr>
       <w:r>
-        <w:t xml:space="preserve">Uses Shapiro-Wilk, which generalizes </w:t>
-      </w:r>
-      <w:proofErr w:type="gramStart"/>
-      <w:r>
-        <w:t>pretty well</w:t>
-      </w:r>
-      <w:proofErr w:type="gramEnd"/>
-      <w:r>
-        <w:t xml:space="preserve"> to larger number of data points</w:t>
-      </w:r>
-    </w:p>
-    <w:p>
-      <w:pPr>
-        <w:pStyle w:val="ListParagraph"/>
-        <w:numPr>
-          <w:ilvl w:val="0"/>
-          <w:numId w:val="1"/>
-        </w:numPr>
-      </w:pPr>
-      <w:r>
-        <w:t xml:space="preserve">Uses parametric tests rather than non-parametric tests; however, GDP does not follow a normal distribution as per our analysis. Tests seem to generalize pretty well as there are a large number of data </w:t>
-      </w:r>
-      <w:proofErr w:type="gramStart"/>
-      <w:r>
-        <w:t>points</w:t>
-      </w:r>
-      <w:proofErr w:type="gramEnd"/>
-      <w:r>
-        <w:t xml:space="preserve"> but it would be interesting to see cases where a non-parametric test is needed and results might differ</w:t>
+        <w:t>Uses Shapiro-Wilk, which generalizes pretty well to larger number of data points</w:t>
+      </w:r>
+    </w:p>
+    <w:p>
+      <w:pPr>
+        <w:pStyle w:val="ListParagraph"/>
+        <w:numPr>
+          <w:ilvl w:val="0"/>
+          <w:numId w:val="1"/>
+        </w:numPr>
+      </w:pPr>
+      <w:r>
+        <w:t>Uses parametric tests rather than non-parametric tests; however, GDP does not follow a normal distribution as per our analysis. Tests seem to generalize pretty well as there are a large number of data points but it would be interesting to see cases where a non-parametric test is needed and results might differ</w:t>
       </w:r>
     </w:p>
     <w:p>
@@ -280,15 +248,7 @@
         </w:numPr>
       </w:pPr>
       <w:r>
-        <w:t xml:space="preserve">Multivariable linear regression does not seem to produce accurate results – Julius prints out all variables but only 2 </w:t>
-      </w:r>
-      <w:proofErr w:type="gramStart"/>
-      <w:r>
-        <w:t>actually have</w:t>
-      </w:r>
-      <w:proofErr w:type="gramEnd"/>
-      <w:r>
-        <w:t xml:space="preserve"> statistically significant p-values and are significant predictors</w:t>
+        <w:t>Multivariable linear regression does not seem to produce accurate results – Julius prints out all variables but only 2 actually have statistically significant p-values and are significant predictors</w:t>
       </w:r>
     </w:p>
     <w:p>
@@ -374,15 +334,7 @@
         </w:numPr>
       </w:pPr>
       <w:r>
-        <w:t xml:space="preserve">Initially runs independent t-test rather than paired on data from same country, later does </w:t>
-      </w:r>
-      <w:proofErr w:type="gramStart"/>
-      <w:r>
-        <w:t>a  paired</w:t>
-      </w:r>
-      <w:proofErr w:type="gramEnd"/>
-      <w:r>
-        <w:t xml:space="preserve"> test</w:t>
+        <w:t>Initially runs independent t-test rather than paired on data from same country, later does a  paired test</w:t>
       </w:r>
     </w:p>
     <w:p>
@@ -438,15 +390,7 @@
         </w:numPr>
       </w:pPr>
       <w:r>
-        <w:t xml:space="preserve">Unable to run code to analyze my data within the platform – can only provide written summaries or code that I </w:t>
-      </w:r>
-      <w:proofErr w:type="gramStart"/>
-      <w:r>
-        <w:t>have to</w:t>
-      </w:r>
-      <w:proofErr w:type="gramEnd"/>
-      <w:r>
-        <w:t xml:space="preserve"> run myself</w:t>
+        <w:t>Unable to run code to analyze my data within the platform – can only provide written summaries or code that I have to run myself</w:t>
       </w:r>
     </w:p>
     <w:p>
@@ -702,15 +646,7 @@
         </w:numPr>
       </w:pPr>
       <w:r>
-        <w:t xml:space="preserve">Did not scale the data before running linear regression – chooses to run </w:t>
-      </w:r>
-      <w:proofErr w:type="spellStart"/>
-      <w:r>
-        <w:t>StandardScaler</w:t>
-      </w:r>
-      <w:proofErr w:type="spellEnd"/>
-      <w:r>
-        <w:t xml:space="preserve"> rather than min-max scaling</w:t>
+        <w:t>Did not scale the data before running linear regression – chooses to run StandardScaler rather than min-max scaling</w:t>
       </w:r>
     </w:p>
     <w:p>
@@ -732,32 +668,19 @@
         </w:numPr>
       </w:pPr>
       <w:r>
-        <w:t xml:space="preserve">Datasets can get confusing to look </w:t>
-      </w:r>
-      <w:proofErr w:type="gramStart"/>
-      <w:r>
-        <w:t>at</w:t>
-      </w:r>
-      <w:proofErr w:type="gramEnd"/>
-      <w:r>
-        <w:t xml:space="preserve"> but the correlation analysis seems to be correct</w:t>
-      </w:r>
-    </w:p>
-    <w:p>
-      <w:pPr>
-        <w:pStyle w:val="ListParagraph"/>
-        <w:numPr>
-          <w:ilvl w:val="0"/>
-          <w:numId w:val="1"/>
-        </w:numPr>
-      </w:pPr>
-      <w:proofErr w:type="spellStart"/>
-      <w:r>
-        <w:t>Normaltest</w:t>
-      </w:r>
-      <w:proofErr w:type="spellEnd"/>
-      <w:r>
-        <w:t xml:space="preserve"> is used when normality testing which is not best practice</w:t>
+        <w:t>Datasets can get confusing to look at but the correlation analysis seems to be correct</w:t>
+      </w:r>
+    </w:p>
+    <w:p>
+      <w:pPr>
+        <w:pStyle w:val="ListParagraph"/>
+        <w:numPr>
+          <w:ilvl w:val="0"/>
+          <w:numId w:val="1"/>
+        </w:numPr>
+      </w:pPr>
+      <w:r>
+        <w:t>Normaltest is used when normality testing which is not best practice</w:t>
       </w:r>
     </w:p>
     <w:p>
@@ -1083,15 +1006,7 @@
         </w:numPr>
       </w:pPr>
       <w:r>
-        <w:t xml:space="preserve">Copilot in Excel is very </w:t>
-      </w:r>
-      <w:proofErr w:type="spellStart"/>
-      <w:r>
-        <w:t>very</w:t>
-      </w:r>
-      <w:proofErr w:type="spellEnd"/>
-      <w:r>
-        <w:t xml:space="preserve"> slow</w:t>
+        <w:t>Copilot in Excel is very very slow</w:t>
       </w:r>
     </w:p>
     <w:p>
@@ -1114,6 +1029,206 @@
           <w:bCs/>
         </w:rPr>
       </w:pPr>
+      <w:r>
+        <w:rPr>
+          <w:b/>
+          <w:bCs/>
+        </w:rPr>
+        <w:t xml:space="preserve">- Predict a country’s GDP 5 years into the future. </w:t>
+      </w:r>
+    </w:p>
+    <w:p>
+      <w:pPr>
+        <w:rPr>
+          <w:b/>
+          <w:bCs/>
+        </w:rPr>
+      </w:pPr>
+      <w:r>
+        <w:rPr>
+          <w:b/>
+          <w:bCs/>
+        </w:rPr>
+        <w:t>- Suppose we were to cluster these countries. What variables would define each cluster</w:t>
+      </w:r>
+      <w:r>
+        <w:rPr>
+          <w:b/>
+          <w:bCs/>
+        </w:rPr>
+        <w:t>?</w:t>
+      </w:r>
+    </w:p>
+    <w:p>
+      <w:pPr>
+        <w:rPr>
+          <w:b/>
+          <w:bCs/>
+        </w:rPr>
+      </w:pPr>
+      <w:r>
+        <w:rPr>
+          <w:b/>
+          <w:bCs/>
+        </w:rPr>
+        <w:t>- What countries are anomalies?</w:t>
+      </w:r>
+    </w:p>
+    <w:p>
+      <w:pPr>
+        <w:rPr>
+          <w:b/>
+          <w:bCs/>
+        </w:rPr>
+      </w:pPr>
+      <w:r>
+        <w:rPr>
+          <w:b/>
+          <w:bCs/>
+        </w:rPr>
+        <w:t xml:space="preserve">- Perform time series analysis on GDP data. What trends do we see? </w:t>
+      </w:r>
+    </w:p>
+    <w:p>
+      <w:pPr>
+        <w:rPr>
+          <w:b/>
+          <w:bCs/>
+        </w:rPr>
+      </w:pPr>
+      <w:r>
+        <w:rPr>
+          <w:b/>
+          <w:bCs/>
+        </w:rPr>
+        <w:t>- Suppose a country wants to improve its GDP. What should it focus on?</w:t>
+      </w:r>
+    </w:p>
+    <w:p>
+      <w:pPr>
+        <w:rPr>
+          <w:b/>
+          <w:bCs/>
+        </w:rPr>
+      </w:pPr>
+      <w:r>
+        <w:rPr>
+          <w:b/>
+          <w:bCs/>
+        </w:rPr>
+        <w:t>- Suppose we modify the variables of country A. How would its expected GDP change? How about its expected GDP 5 years into the future?</w:t>
+      </w:r>
+    </w:p>
+    <w:p>
+      <w:pPr>
+        <w:rPr>
+          <w:b/>
+          <w:bCs/>
+        </w:rPr>
+      </w:pPr>
+      <w:r>
+        <w:rPr>
+          <w:b/>
+          <w:bCs/>
+        </w:rPr>
+        <w:t>- What is interesting about this variable? What is interesting about this dataset?</w:t>
+      </w:r>
+    </w:p>
+    <w:p/>
+    <w:p>
+      <w:pPr>
+        <w:rPr>
+          <w:i/>
+          <w:iCs/>
+        </w:rPr>
+      </w:pPr>
+      <w:r>
+        <w:rPr>
+          <w:i/>
+          <w:iCs/>
+        </w:rPr>
+        <w:t>To do:</w:t>
+      </w:r>
+    </w:p>
+    <w:p>
+      <w:pPr>
+        <w:pStyle w:val="ListParagraph"/>
+        <w:numPr>
+          <w:ilvl w:val="0"/>
+          <w:numId w:val="1"/>
+        </w:numPr>
+        <w:rPr>
+          <w:i/>
+          <w:iCs/>
+        </w:rPr>
+      </w:pPr>
+      <w:r>
+        <w:rPr>
+          <w:i/>
+          <w:iCs/>
+        </w:rPr>
+        <w:t>Categorical data, chi-squared tests</w:t>
+      </w:r>
+    </w:p>
+    <w:p>
+      <w:pPr>
+        <w:pStyle w:val="ListParagraph"/>
+        <w:numPr>
+          <w:ilvl w:val="0"/>
+          <w:numId w:val="1"/>
+        </w:numPr>
+        <w:rPr>
+          <w:i/>
+          <w:iCs/>
+        </w:rPr>
+      </w:pPr>
+      <w:r>
+        <w:rPr>
+          <w:i/>
+          <w:iCs/>
+        </w:rPr>
+        <w:t>Time series analysis</w:t>
+      </w:r>
+    </w:p>
+    <w:p>
+      <w:pPr>
+        <w:pStyle w:val="ListParagraph"/>
+        <w:numPr>
+          <w:ilvl w:val="0"/>
+          <w:numId w:val="1"/>
+        </w:numPr>
+        <w:rPr>
+          <w:i/>
+          <w:iCs/>
+        </w:rPr>
+      </w:pPr>
+      <w:r>
+        <w:rPr>
+          <w:i/>
+          <w:iCs/>
+        </w:rPr>
+        <w:t>Descriptive statistics w/ count data</w:t>
+      </w:r>
+    </w:p>
+    <w:p>
+      <w:pPr>
+        <w:pStyle w:val="ListParagraph"/>
+        <w:numPr>
+          <w:ilvl w:val="0"/>
+          <w:numId w:val="1"/>
+        </w:numPr>
+        <w:rPr>
+          <w:i/>
+          <w:iCs/>
+        </w:rPr>
+      </w:pPr>
+      <w:r>
+        <w:rPr>
+          <w:i/>
+          <w:iCs/>
+        </w:rPr>
+        <w:t>Databricks analysis</w:t>
+      </w:r>
     </w:p>
     <w:sectPr>
       <w:pgSz w:w="12240" w:h="15840"/>
